--- a/Aktien/Programmbeschreibung.docx
+++ b/Aktien/Programmbeschreibung.docx
@@ -193,7 +193,7 @@
           <w:lang w:eastAsia="de-DE"/>
           <w14:ligatures w14:val="none"/>
         </w:rPr>
-        <w:t xml:space="preserve">Deutsche Bank / MaxBlue </w:t>
+        <w:t xml:space="preserve">Standard  </w:t>
       </w:r>
       <w:r>
         <w:rPr>
@@ -205,18 +205,6 @@
           <w:lang w:eastAsia="de-DE"/>
           <w14:ligatures w14:val="none"/>
         </w:rPr>
-        <w:t xml:space="preserve"> ist Standard  </w:t>
-      </w:r>
-      <w:r>
-        <w:rPr>
-          <w:rFonts w:ascii="Times New Roman" w:eastAsia="Times New Roman" w:hAnsi="Times New Roman" w:cs="Times New Roman"/>
-          <w:b/>
-          <w:bCs/>
-          <w:color w:val="000000"/>
-          <w:kern w:val="0"/>
-          <w:lang w:eastAsia="de-DE"/>
-          <w14:ligatures w14:val="none"/>
-        </w:rPr>
         <w:t>(CSV-Export)</w:t>
       </w:r>
       <w:r>
@@ -237,7 +225,47 @@
           <w:lang w:eastAsia="de-DE"/>
           <w14:ligatures w14:val="none"/>
         </w:rPr>
-        <w:t xml:space="preserve"> – Andere Banken können die Schnittstelle definieren.</w:t>
+        <w:t xml:space="preserve"> – </w:t>
+      </w:r>
+      <w:r>
+        <w:rPr>
+          <w:rFonts w:ascii="Times New Roman" w:eastAsia="Times New Roman" w:hAnsi="Times New Roman" w:cs="Times New Roman"/>
+          <w:color w:val="000000"/>
+          <w:kern w:val="0"/>
+          <w:lang w:eastAsia="de-DE"/>
+          <w14:ligatures w14:val="none"/>
+        </w:rPr>
+        <w:t xml:space="preserve">Jeder kann seine </w:t>
+      </w:r>
+      <w:r>
+        <w:rPr>
+          <w:rFonts w:ascii="Times New Roman" w:eastAsia="Times New Roman" w:hAnsi="Times New Roman" w:cs="Times New Roman"/>
+          <w:color w:val="000000"/>
+          <w:kern w:val="0"/>
+          <w:lang w:eastAsia="de-DE"/>
+          <w14:ligatures w14:val="none"/>
+        </w:rPr>
+        <w:t xml:space="preserve">Banken </w:t>
+      </w:r>
+      <w:r>
+        <w:rPr>
+          <w:rFonts w:ascii="Times New Roman" w:eastAsia="Times New Roman" w:hAnsi="Times New Roman" w:cs="Times New Roman"/>
+          <w:color w:val="000000"/>
+          <w:kern w:val="0"/>
+          <w:lang w:eastAsia="de-DE"/>
+          <w14:ligatures w14:val="none"/>
+        </w:rPr>
+        <w:t>csv.  per</w:t>
+      </w:r>
+      <w:r>
+        <w:rPr>
+          <w:rFonts w:ascii="Times New Roman" w:eastAsia="Times New Roman" w:hAnsi="Times New Roman" w:cs="Times New Roman"/>
+          <w:color w:val="000000"/>
+          <w:kern w:val="0"/>
+          <w:lang w:eastAsia="de-DE"/>
+          <w14:ligatures w14:val="none"/>
+        </w:rPr>
+        <w:t xml:space="preserve"> Schnittstelle definieren.</w:t>
       </w:r>
     </w:p>
     <w:bookmarkEnd w:id="0"/>
@@ -258,7 +286,7 @@
           <w:kern w:val="0"/>
           <w:lang w:eastAsia="de-DE"/>
         </w:rPr>
-        <w:pict w14:anchorId="051EB8ED">
+        <w:pict w14:anchorId="1C126A7E">
           <v:rect id="_x0000_i1030" alt="" style="width:453.6pt;height:.05pt;mso-width-percent:0;mso-height-percent:0;mso-width-percent:0;mso-height-percent:0" o:hralign="center" o:hrstd="t" o:hr="t" fillcolor="#a0a0a0" stroked="f"/>
         </w:pict>
       </w:r>
@@ -571,7 +599,7 @@
           <w:kern w:val="0"/>
           <w:lang w:eastAsia="de-DE"/>
         </w:rPr>
-        <w:pict w14:anchorId="476BFF7C">
+        <w:pict w14:anchorId="3A12851E">
           <v:rect id="_x0000_i1029" alt="" style="width:453.6pt;height:.05pt;mso-width-percent:0;mso-height-percent:0;mso-width-percent:0;mso-height-percent:0" o:hralign="center" o:hrstd="t" o:hr="t" fillcolor="#a0a0a0" stroked="f"/>
         </w:pict>
       </w:r>
@@ -866,7 +894,7 @@
           <w:kern w:val="0"/>
           <w:lang w:eastAsia="de-DE"/>
         </w:rPr>
-        <w:pict w14:anchorId="2C83DB8F">
+        <w:pict w14:anchorId="77524522">
           <v:rect id="_x0000_i1028" alt="" style="width:453.6pt;height:.05pt;mso-width-percent:0;mso-height-percent:0;mso-width-percent:0;mso-height-percent:0" o:hralign="center" o:hrstd="t" o:hr="t" fillcolor="#a0a0a0" stroked="f"/>
         </w:pict>
       </w:r>
@@ -1003,27 +1031,27 @@
           <w:lang w:eastAsia="de-DE"/>
           <w14:ligatures w14:val="none"/>
         </w:rPr>
-        <w:t>Standard CSV – Export der Deutschen Bank</w:t>
-      </w:r>
-      <w:r>
-        <w:rPr>
-          <w:rFonts w:ascii="Times New Roman" w:eastAsia="Times New Roman" w:hAnsi="Times New Roman" w:cs="Times New Roman"/>
-          <w:color w:val="000000"/>
-          <w:kern w:val="0"/>
-          <w:lang w:eastAsia="de-DE"/>
-          <w14:ligatures w14:val="none"/>
-        </w:rPr>
-        <w:t>)</w:t>
-      </w:r>
-      <w:r>
-        <w:rPr>
-          <w:rFonts w:ascii="Times New Roman" w:eastAsia="Times New Roman" w:hAnsi="Times New Roman" w:cs="Times New Roman"/>
-          <w:color w:val="000000"/>
-          <w:kern w:val="0"/>
-          <w:lang w:eastAsia="de-DE"/>
-          <w14:ligatures w14:val="none"/>
-        </w:rPr>
-        <w:t xml:space="preserve"> oder per Definition andere Schnittstellen</w:t>
+        <w:t xml:space="preserve">Standard CSV </w:t>
+      </w:r>
+      <w:r>
+        <w:rPr>
+          <w:rFonts w:ascii="Times New Roman" w:eastAsia="Times New Roman" w:hAnsi="Times New Roman" w:cs="Times New Roman"/>
+          <w:color w:val="000000"/>
+          <w:kern w:val="0"/>
+          <w:lang w:eastAsia="de-DE"/>
+          <w14:ligatures w14:val="none"/>
+        </w:rPr>
+        <w:t xml:space="preserve">) </w:t>
+      </w:r>
+      <w:r>
+        <w:rPr>
+          <w:rFonts w:ascii="Times New Roman" w:eastAsia="Times New Roman" w:hAnsi="Times New Roman" w:cs="Times New Roman"/>
+          <w:color w:val="000000"/>
+          <w:kern w:val="0"/>
+          <w:lang w:eastAsia="de-DE"/>
+          <w14:ligatures w14:val="none"/>
+        </w:rPr>
+        <w:t>oder per Definition andere Schnittstellen</w:t>
       </w:r>
     </w:p>
     <w:p>
@@ -1473,37 +1501,27 @@
           <w:lang w:eastAsia="de-DE"/>
           <w14:ligatures w14:val="none"/>
         </w:rPr>
-        <w:t>Finanzen.net</w:t>
-      </w:r>
-      <w:r>
-        <w:rPr>
-          <w:rFonts w:ascii="Times New Roman" w:eastAsia="Times New Roman" w:hAnsi="Times New Roman" w:cs="Times New Roman"/>
-          <w:color w:val="000000"/>
-          <w:kern w:val="0"/>
-          <w:lang w:eastAsia="de-DE"/>
-          <w14:ligatures w14:val="none"/>
-        </w:rPr>
-        <w:t> (</w:t>
-      </w:r>
-      <w:r>
-        <w:rPr>
-          <w:rFonts w:ascii="Times New Roman" w:eastAsia="Times New Roman" w:hAnsi="Times New Roman" w:cs="Times New Roman"/>
-          <w:color w:val="000000"/>
-          <w:kern w:val="0"/>
-          <w:lang w:eastAsia="de-DE"/>
-          <w14:ligatures w14:val="none"/>
-        </w:rPr>
-        <w:t>Online</w:t>
-      </w:r>
-      <w:r>
-        <w:rPr>
-          <w:rFonts w:ascii="Times New Roman" w:eastAsia="Times New Roman" w:hAnsi="Times New Roman" w:cs="Times New Roman"/>
-          <w:color w:val="000000"/>
-          <w:kern w:val="0"/>
-          <w:lang w:eastAsia="de-DE"/>
-          <w14:ligatures w14:val="none"/>
-        </w:rPr>
-        <w:t xml:space="preserve"> frei zugänglich)</w:t>
+        <w:t>FMP (Financial Modeling Prep)</w:t>
+      </w:r>
+      <w:r>
+        <w:rPr>
+          <w:rFonts w:ascii="Times New Roman" w:eastAsia="Times New Roman" w:hAnsi="Times New Roman" w:cs="Times New Roman"/>
+          <w:color w:val="000000"/>
+          <w:kern w:val="0"/>
+          <w:lang w:eastAsia="de-DE"/>
+          <w14:ligatures w14:val="none"/>
+        </w:rPr>
+        <w:t> per API-Key (</w:t>
+      </w:r>
+      <w:r>
+        <w:rPr>
+          <w:rFonts w:ascii="Times New Roman" w:eastAsia="Times New Roman" w:hAnsi="Times New Roman" w:cs="Times New Roman"/>
+          <w:color w:val="000000"/>
+          <w:kern w:val="0"/>
+          <w:lang w:eastAsia="de-DE"/>
+          <w14:ligatures w14:val="none"/>
+        </w:rPr>
+        <w:t>evtl. kostenlos für Test)</w:t>
       </w:r>
     </w:p>
     <w:p>
@@ -1531,17 +1549,37 @@
           <w:lang w:eastAsia="de-DE"/>
           <w14:ligatures w14:val="none"/>
         </w:rPr>
-        <w:t>FMP (Financial Modeling Prep)</w:t>
-      </w:r>
-      <w:r>
-        <w:rPr>
-          <w:rFonts w:ascii="Times New Roman" w:eastAsia="Times New Roman" w:hAnsi="Times New Roman" w:cs="Times New Roman"/>
-          <w:color w:val="000000"/>
-          <w:kern w:val="0"/>
-          <w:lang w:eastAsia="de-DE"/>
-          <w14:ligatures w14:val="none"/>
-        </w:rPr>
-        <w:t> per API-Key (</w:t>
+        <w:t>OpenAI</w:t>
+      </w:r>
+      <w:r>
+        <w:rPr>
+          <w:rFonts w:ascii="Times New Roman" w:eastAsia="Times New Roman" w:hAnsi="Times New Roman" w:cs="Times New Roman"/>
+          <w:color w:val="000000"/>
+          <w:kern w:val="0"/>
+          <w:lang w:eastAsia="de-DE"/>
+          <w14:ligatures w14:val="none"/>
+        </w:rPr>
+        <w:t> optional (API-Key</w:t>
+      </w:r>
+      <w:r>
+        <w:rPr>
+          <w:rFonts w:ascii="Times New Roman" w:eastAsia="Times New Roman" w:hAnsi="Times New Roman" w:cs="Times New Roman"/>
+          <w:color w:val="000000"/>
+          <w:kern w:val="0"/>
+          <w:lang w:eastAsia="de-DE"/>
+          <w14:ligatures w14:val="none"/>
+        </w:rPr>
+        <w:t xml:space="preserve"> -</w:t>
+      </w:r>
+      <w:r>
+        <w:rPr>
+          <w:rFonts w:ascii="Times New Roman" w:eastAsia="Times New Roman" w:hAnsi="Times New Roman" w:cs="Times New Roman"/>
+          <w:color w:val="000000"/>
+          <w:kern w:val="0"/>
+          <w:lang w:eastAsia="de-DE"/>
+          <w14:ligatures w14:val="none"/>
+        </w:rPr>
+        <w:t xml:space="preserve"> </w:t>
       </w:r>
       <w:r>
         <w:rPr>
@@ -1579,47 +1617,7 @@
           <w:lang w:eastAsia="de-DE"/>
           <w14:ligatures w14:val="none"/>
         </w:rPr>
-        <w:t>OpenAI</w:t>
-      </w:r>
-      <w:r>
-        <w:rPr>
-          <w:rFonts w:ascii="Times New Roman" w:eastAsia="Times New Roman" w:hAnsi="Times New Roman" w:cs="Times New Roman"/>
-          <w:color w:val="000000"/>
-          <w:kern w:val="0"/>
-          <w:lang w:eastAsia="de-DE"/>
-          <w14:ligatures w14:val="none"/>
-        </w:rPr>
-        <w:t> optional (API-Key</w:t>
-      </w:r>
-      <w:r>
-        <w:rPr>
-          <w:rFonts w:ascii="Times New Roman" w:eastAsia="Times New Roman" w:hAnsi="Times New Roman" w:cs="Times New Roman"/>
-          <w:color w:val="000000"/>
-          <w:kern w:val="0"/>
-          <w:lang w:eastAsia="de-DE"/>
-          <w14:ligatures w14:val="none"/>
-        </w:rPr>
-        <w:t xml:space="preserve"> -</w:t>
-      </w:r>
-      <w:r>
-        <w:rPr>
-          <w:rFonts w:ascii="Times New Roman" w:eastAsia="Times New Roman" w:hAnsi="Times New Roman" w:cs="Times New Roman"/>
-          <w:color w:val="000000"/>
-          <w:kern w:val="0"/>
-          <w:lang w:eastAsia="de-DE"/>
-          <w14:ligatures w14:val="none"/>
-        </w:rPr>
-        <w:t xml:space="preserve"> </w:t>
-      </w:r>
-      <w:r>
-        <w:rPr>
-          <w:rFonts w:ascii="Times New Roman" w:eastAsia="Times New Roman" w:hAnsi="Times New Roman" w:cs="Times New Roman"/>
-          <w:color w:val="000000"/>
-          <w:kern w:val="0"/>
-          <w:lang w:eastAsia="de-DE"/>
-          <w14:ligatures w14:val="none"/>
-        </w:rPr>
-        <w:t>evtl. kostenlos für Test)</w:t>
+        <w:t>Oder manuell – für Demo werden Werte eingestellt</w:t>
       </w:r>
     </w:p>
     <w:p>
@@ -2266,7 +2264,27 @@
           <w:lang w:eastAsia="de-DE"/>
           <w14:ligatures w14:val="none"/>
         </w:rPr>
-        <w:t>Quelle ( OpenAI / Manuell)</w:t>
+        <w:t xml:space="preserve">Quelle ( OpenAI / </w:t>
+      </w:r>
+      <w:r>
+        <w:rPr>
+          <w:rFonts w:ascii="Times New Roman" w:eastAsia="Times New Roman" w:hAnsi="Times New Roman" w:cs="Times New Roman"/>
+          <w:color w:val="000000"/>
+          <w:kern w:val="0"/>
+          <w:lang w:eastAsia="de-DE"/>
+          <w14:ligatures w14:val="none"/>
+        </w:rPr>
+        <w:t xml:space="preserve">FMP/ </w:t>
+      </w:r>
+      <w:r>
+        <w:rPr>
+          <w:rFonts w:ascii="Times New Roman" w:eastAsia="Times New Roman" w:hAnsi="Times New Roman" w:cs="Times New Roman"/>
+          <w:color w:val="000000"/>
+          <w:kern w:val="0"/>
+          <w:lang w:eastAsia="de-DE"/>
+          <w14:ligatures w14:val="none"/>
+        </w:rPr>
+        <w:t>Manuell)</w:t>
       </w:r>
     </w:p>
     <w:p>
@@ -2312,7 +2330,7 @@
           <w:kern w:val="0"/>
           <w:lang w:eastAsia="de-DE"/>
         </w:rPr>
-        <w:pict w14:anchorId="7A012FF2">
+        <w:pict w14:anchorId="1A28B1EF">
           <v:rect id="_x0000_i1027" alt="" style="width:453.6pt;height:.05pt;mso-width-percent:0;mso-height-percent:0;mso-width-percent:0;mso-height-percent:0" o:hralign="center" o:hrstd="t" o:hr="t" fillcolor="#a0a0a0" stroked="f"/>
         </w:pict>
       </w:r>
@@ -2489,7 +2507,7 @@
           <w:kern w:val="0"/>
           <w:lang w:eastAsia="de-DE"/>
         </w:rPr>
-        <w:pict w14:anchorId="7CF6ED25">
+        <w:pict w14:anchorId="1BCF9401">
           <v:rect id="_x0000_i1026" alt="" style="width:453.6pt;height:.05pt;mso-width-percent:0;mso-height-percent:0;mso-width-percent:0;mso-height-percent:0" o:hralign="center" o:hrstd="t" o:hr="t" fillcolor="#a0a0a0" stroked="f"/>
         </w:pict>
       </w:r>
@@ -2972,7 +2990,7 @@
           <w:kern w:val="0"/>
           <w:lang w:eastAsia="de-DE"/>
         </w:rPr>
-        <w:pict w14:anchorId="6B8C9D81">
+        <w:pict w14:anchorId="393ED1D0">
           <v:rect id="_x0000_i1025" alt="" style="width:453.6pt;height:.05pt;mso-width-percent:0;mso-height-percent:0;mso-width-percent:0;mso-height-percent:0" o:hralign="center" o:hrstd="t" o:hr="t" fillcolor="#a0a0a0" stroked="f"/>
         </w:pict>
       </w:r>
